--- a/Files/06 - Yom Tov/14 - Simchas Torah/5786/Simchas Torah (1)/Simchas Torah 5786 (1).docx
+++ b/Files/06 - Yom Tov/14 - Simchas Torah/5786/Simchas Torah (1)/Simchas Torah 5786 (1).docx
@@ -767,7 +767,19 @@
         <w:rPr>
           <w:rFonts w:ascii="Times New Roman" w:hAnsi="Times New Roman" w:cs="Times New Roman"/>
         </w:rPr>
-        <w:t xml:space="preserve"> that carried her through the last month of her challenges: the </w:t>
+        <w:t xml:space="preserve"> that carried her through the last month</w:t>
+      </w:r>
+      <w:r>
+        <w:rPr>
+          <w:rFonts w:ascii="Times New Roman" w:hAnsi="Times New Roman" w:cs="Times New Roman"/>
+        </w:rPr>
+        <w:t>s</w:t>
+      </w:r>
+      <w:r>
+        <w:rPr>
+          <w:rFonts w:ascii="Times New Roman" w:hAnsi="Times New Roman" w:cs="Times New Roman"/>
+        </w:rPr>
+        <w:t xml:space="preserve"> of her challenges: the </w:t>
       </w:r>
       <w:r>
         <w:rPr>
